--- a/Templates/ITL Convention Card Template (Green).docx
+++ b/Templates/ITL Convention Card Template (Green).docx
@@ -1753,6 +1753,7 @@
                 <w:szCs w:val="18"/>
               </w:rPr>
             </w:pPr>
+            <w:bookmarkStart w:id="0" w:name="_GoBack" w:colFirst="3" w:colLast="3"/>
           </w:p>
         </w:tc>
         <w:tc>
@@ -1812,13 +1813,16 @@
           </w:tcPr>
           <w:p>
             <w:pPr>
-              <w:rPr>
-                <w:sz w:val="18"/>
-                <w:szCs w:val="18"/>
-              </w:rPr>
-            </w:pPr>
-            <w:r>
-              <w:rPr>
+              <w:jc w:val="center"/>
+              <w:rPr>
+                <w:b/>
+                <w:sz w:val="18"/>
+                <w:szCs w:val="18"/>
+              </w:rPr>
+            </w:pPr>
+            <w:r>
+              <w:rPr>
+                <w:b/>
                 <w:sz w:val="18"/>
                 <w:szCs w:val="18"/>
               </w:rPr>
@@ -1894,6 +1898,7 @@
           </w:p>
         </w:tc>
       </w:tr>
+      <w:bookmarkEnd w:id="0"/>
       <w:tr>
         <w:trPr>
           <w:cantSplit/>
@@ -13804,7 +13809,7 @@
           <w:p>
             <w:pPr>
               <w:rPr>
-                <w:rFonts w:ascii="Charcoal" w:hAnsi="Charcoal" w:hint="eastAsia"/>
+                <w:rFonts w:ascii="Charcoal" w:hAnsi="Charcoal"/>
                 <w:b/>
                 <w:sz w:val="22"/>
                 <w:lang w:val="en-US" w:eastAsia="zh-CN"/>
@@ -18241,8 +18246,6 @@
                 <w:szCs w:val="22"/>
               </w:rPr>
             </w:pPr>
-            <w:bookmarkStart w:id="0" w:name="_GoBack"/>
-            <w:bookmarkEnd w:id="0"/>
           </w:p>
         </w:tc>
       </w:tr>
@@ -18990,7 +18993,7 @@
     <w:p>
       <w:pPr>
         <w:rPr>
-          <w:rFonts w:ascii="Charcoal" w:hAnsi="Charcoal" w:hint="eastAsia"/>
+          <w:rFonts w:ascii="Charcoal" w:hAnsi="Charcoal"/>
           <w:sz w:val="22"/>
           <w:szCs w:val="22"/>
           <w:lang w:eastAsia="zh-CN"/>
@@ -19132,7 +19135,7 @@
                 <w:bCs/>
                 <w:noProof/>
               </w:rPr>
-              <w:t>5</w:t>
+              <w:t>2</w:t>
             </w:r>
             <w:r>
               <w:rPr>
@@ -20395,7 +20398,7 @@
 </file>
 
 <file path=customXml/itemProps1.xml><?xml version="1.0" encoding="utf-8"?>
-<ds:datastoreItem xmlns:ds="http://schemas.openxmlformats.org/officeDocument/2006/customXml" ds:itemID="{D3F92C7A-2B1A-4150-B95D-2688D62DDE15}">
+<ds:datastoreItem xmlns:ds="http://schemas.openxmlformats.org/officeDocument/2006/customXml" ds:itemID="{575F9412-941B-4159-8B77-74385F867430}">
   <ds:schemaRefs>
     <ds:schemaRef ds:uri="http://schemas.openxmlformats.org/officeDocument/2006/bibliography"/>
   </ds:schemaRefs>
